--- a/src/assets/Carta_de_Presentación.docx
+++ b/src/assets/Carta_de_Presentación.docx
@@ -37,7 +37,7 @@
           <w:sz w:val="22"/>
           <w:szCs w:val="22"/>
         </w:rPr>
-        <w:t>Me dirijo a ustedes con gran entusiasmo para expresar mi profundo interés en integrarme como parte de su equipo. Actualmente, curso la Carrera de Ingeniería en Computación e Informática, lo que me proporciona una base académica sólida y un compromiso con el sector tecnológico.</w:t>
+        <w:t>Me dirijo a ustedes para expresar mi interés en integrarme a su equipo como Ingeniero de Software. Soy Ingeniero en Computación e Informática titulado, con experiencia en desarrollo de aplicaciones web y móviles.</w:t>
       </w:r>
     </w:p>
     <w:p>
@@ -56,61 +56,7 @@
           <w:sz w:val="22"/>
           <w:szCs w:val="22"/>
         </w:rPr>
-        <w:t xml:space="preserve">Mi especialización técnica se centra en tecnologías clave como HTML, CSS, JavaScript, </w:t>
-      </w:r>
-      <w:proofErr w:type="spellStart"/>
-      <w:r>
-        <w:rPr>
-          <w:rFonts w:ascii="Arial" w:hAnsi="Arial" w:cs="Arial"/>
-          <w:sz w:val="22"/>
-          <w:szCs w:val="22"/>
-        </w:rPr>
-        <w:t>React</w:t>
-      </w:r>
-      <w:proofErr w:type="spellEnd"/>
-      <w:r>
-        <w:rPr>
-          <w:rFonts w:ascii="Arial" w:hAnsi="Arial" w:cs="Arial"/>
-          <w:sz w:val="22"/>
-          <w:szCs w:val="22"/>
-        </w:rPr>
-        <w:t xml:space="preserve">, Node.js, y el manejo de bases de datos tanto relacionales como no relacionales. Este conocimiento me permite abordar la construcción de aplicaciones y sistemas web con una visión integral, abarcando las necesidades tanto del </w:t>
-      </w:r>
-      <w:proofErr w:type="spellStart"/>
-      <w:r>
-        <w:rPr>
-          <w:rFonts w:ascii="Arial" w:hAnsi="Arial" w:cs="Arial"/>
-          <w:sz w:val="22"/>
-          <w:szCs w:val="22"/>
-        </w:rPr>
-        <w:t>frontend</w:t>
-      </w:r>
-      <w:proofErr w:type="spellEnd"/>
-      <w:r>
-        <w:rPr>
-          <w:rFonts w:ascii="Arial" w:hAnsi="Arial" w:cs="Arial"/>
-          <w:sz w:val="22"/>
-          <w:szCs w:val="22"/>
-        </w:rPr>
-        <w:t xml:space="preserve"> como del </w:t>
-      </w:r>
-      <w:proofErr w:type="spellStart"/>
-      <w:r>
-        <w:rPr>
-          <w:rFonts w:ascii="Arial" w:hAnsi="Arial" w:cs="Arial"/>
-          <w:sz w:val="22"/>
-          <w:szCs w:val="22"/>
-        </w:rPr>
-        <w:t>backend</w:t>
-      </w:r>
-      <w:proofErr w:type="spellEnd"/>
-      <w:r>
-        <w:rPr>
-          <w:rFonts w:ascii="Arial" w:hAnsi="Arial" w:cs="Arial"/>
-          <w:sz w:val="22"/>
-          <w:szCs w:val="22"/>
-        </w:rPr>
-        <w:t>.</w:t>
+        <w:t>Durante mi experiencia profesional participé en un proyecto corporativo para la Empresa Nacional de Minería (ENAMI), desarrollando una aplicación Android en Kotlin bajo arquitectura MVVM, integrando APIs REST y gestionando persistencia local. Este trabajo me permitió fortalecer mis habilidades en desarrollo estructurado, trabajo colaborativo y buenas prácticas de ingeniería.</w:t>
       </w:r>
     </w:p>
     <w:p>
@@ -129,7 +75,7 @@
           <w:sz w:val="22"/>
           <w:szCs w:val="22"/>
         </w:rPr>
-        <w:t>A nivel práctico, mi experiencia incluye funciones en soporte técnico en la empresa C&amp;C Consultores. Esta experiencia ha sido crucial para desarrollar habilidades en la resolución de problemas, la atención a usuarios y la gestión de recursos tecnológicos.</w:t>
+        <w:t>En el ámbito web, cuento con experiencia en desarrollo full stack utilizando React y Node.js, trabajando con bases de datos relacionales y no relacionales, e implementando autenticación y diseño de APIs. Mi enfoque está en construir soluciones funcionales, mantenibles y escalables.</w:t>
       </w:r>
     </w:p>
     <w:p>
@@ -148,7 +94,7 @@
           <w:sz w:val="22"/>
           <w:szCs w:val="22"/>
         </w:rPr>
-        <w:t>Mis fortalezas incluyen la responsabilidad, creatividad, aprendizaje rápido, adaptabilidad y una sólida capacidad para trabajar en equipo. Estas cualidades, junto a mi experiencia, me permiten enfrentar desafíos con responsabilidad y creatividad, destacando también por mi compromiso con el aprendizaje continuo.</w:t>
+        <w:t>Me caracterizo por ser una persona responsable, orientada a la mejora continua y con alta capacidad de adaptación a entornos colaborativos. Busco integrarme a una organización donde pueda aportar técnicamente, asumir nuevos desafíos y seguir creciendo profesionalmente.</w:t>
       </w:r>
     </w:p>
     <w:p>
@@ -167,44 +113,7 @@
           <w:sz w:val="22"/>
           <w:szCs w:val="22"/>
         </w:rPr>
-        <w:t xml:space="preserve">Mi aspiración profesional es ambiciosa: integrarme a una organización innovadora en el desarrollo de software donde pueda participar activamente en proyectos desafiantes. Busco una oportunidad para aportar mis competencias técnicas y habilidades blandas en proyectos que generen un impacto positivo y promuevan la colaboración interdisciplinaria, al mismo tiempo que perfecciono mis habilidades como profesional full </w:t>
-      </w:r>
-      <w:proofErr w:type="spellStart"/>
-      <w:r>
-        <w:rPr>
-          <w:rFonts w:ascii="Arial" w:hAnsi="Arial" w:cs="Arial"/>
-          <w:sz w:val="22"/>
-          <w:szCs w:val="22"/>
-        </w:rPr>
-        <w:t>stack</w:t>
-      </w:r>
-      <w:proofErr w:type="spellEnd"/>
-      <w:r>
-        <w:rPr>
-          <w:rFonts w:ascii="Arial" w:hAnsi="Arial" w:cs="Arial"/>
-          <w:sz w:val="22"/>
-          <w:szCs w:val="22"/>
-        </w:rPr>
-        <w:t>.</w:t>
-      </w:r>
-    </w:p>
-    <w:p>
-      <w:pPr>
-        <w:spacing w:line="360" w:lineRule="auto"/>
-        <w:jc w:val="both"/>
-        <w:rPr>
-          <w:rFonts w:ascii="Arial" w:hAnsi="Arial" w:cs="Arial"/>
-          <w:sz w:val="22"/>
-          <w:szCs w:val="22"/>
-        </w:rPr>
-      </w:pPr>
-      <w:r>
-        <w:rPr>
-          <w:rFonts w:ascii="Arial" w:hAnsi="Arial" w:cs="Arial"/>
-          <w:sz w:val="22"/>
-          <w:szCs w:val="22"/>
-        </w:rPr>
-        <w:t>Agradezco su valioso tiempo y la consideración de mi candidatura. Espero tener la oportunidad de discutir cómo mi perfil puede contribuir significativamente a los objetivos de su organización.</w:t>
+        <w:t>Agradezco su tiempo y quedo atento a la posibilidad de conversar en una entrevista.</w:t>
       </w:r>
     </w:p>
     <w:p>
@@ -230,11 +139,6 @@
       <w:pPr>
         <w:spacing w:line="360" w:lineRule="auto"/>
         <w:jc w:val="both"/>
-        <w:rPr>
-          <w:rFonts w:ascii="Arial" w:hAnsi="Arial" w:cs="Arial"/>
-          <w:sz w:val="22"/>
-          <w:szCs w:val="22"/>
-        </w:rPr>
       </w:pPr>
       <w:r>
         <w:rPr>
@@ -243,14 +147,6 @@
           <w:szCs w:val="22"/>
         </w:rPr>
         <w:t>Rodrigo Andrés Romero Rojas</w:t>
-      </w:r>
-      <w:r>
-        <w:rPr>
-          <w:rFonts w:ascii="Arial" w:hAnsi="Arial" w:cs="Arial"/>
-          <w:sz w:val="22"/>
-          <w:szCs w:val="22"/>
-        </w:rPr>
-        <w:t>.</w:t>
       </w:r>
     </w:p>
     <w:sectPr>
@@ -866,7 +762,6 @@
   <w:style w:type="character" w:default="1" w:styleId="Fuentedeprrafopredeter">
     <w:name w:val="Default Paragraph Font"/>
     <w:uiPriority w:val="1"/>
-    <w:semiHidden/>
     <w:unhideWhenUsed/>
   </w:style>
   <w:style w:type="table" w:default="1" w:styleId="Tablanormal">
